--- a/src/content/bios/Johnston-DJ 2013.docx
+++ b/src/content/bios/Johnston-DJ 2013.docx
@@ -960,7 +960,7 @@
             <w:u w:val="none"/>
             <w:lang w:val="en-GB"/>
           </w:rPr>
-          <w:t>www.mcgill.ca/reporter/36/04/ johnston/</w:t>
+          <w:t>www.mcgill.ca/reporter/36/04/johnston/</w:t>
         </w:r>
       </w:hyperlink>
       <w:r>
@@ -988,7 +988,7 @@
             <w:u w:val="none"/>
             <w:lang w:val="en-GB"/>
           </w:rPr>
-          <w:t>www.oecd.org/about/ secretary-general/donaldjjohnstonoecdsecretary-generalfromjune1996tojune2006.htm</w:t>
+          <w:t>www.oecd.org/about/secretary-general/donaldjjohnstonoecdsecretary-generalfromjune1996tojune2006.htm</w:t>
         </w:r>
       </w:hyperlink>
       <w:r>
@@ -1126,7 +1126,7 @@
             <w:u w:val="none"/>
             <w:lang w:val="en-GB"/>
           </w:rPr>
-          <w:t>www.credoreference.com/ entry/</w:t>
+          <w:t>www.credoreference.com/entry/</w:t>
         </w:r>
         <w:proofErr w:type="spellStart"/>
         <w:r>
